--- a/指令.docx
+++ b/指令.docx
@@ -3304,6 +3304,7 @@
           <w:p>
             <w:pPr>
               <w:rPr>
+                <w:rFonts w:hint="eastAsia"/>
                 <w:b/>
                 <w:bCs/>
               </w:rPr>
@@ -3429,6 +3430,7 @@
           <w:p>
             <w:pPr>
               <w:rPr>
+                <w:rFonts w:hint="eastAsia"/>
                 <w:b/>
                 <w:bCs/>
               </w:rPr>
@@ -4148,6 +4150,7 @@
           <w:p>
             <w:pPr>
               <w:rPr>
+                <w:rFonts w:hint="eastAsia"/>
                 <w:b/>
                 <w:bCs/>
               </w:rPr>
@@ -4249,7 +4252,22 @@
                 <w:b/>
                 <w:bCs/>
               </w:rPr>
-              <w:t xml:space="preserve">beq x27, x29, </w:t>
+              <w:t>beq x27, x2</w:t>
+            </w:r>
+            <w:r>
+              <w:rPr>
+                <w:rFonts w:hint="eastAsia"/>
+                <w:b/>
+                <w:bCs/>
+              </w:rPr>
+              <w:t>8</w:t>
+            </w:r>
+            <w:r>
+              <w:rPr>
+                <w:b/>
+                <w:bCs/>
+              </w:rPr>
+              <w:t xml:space="preserve">, </w:t>
             </w:r>
             <w:r>
               <w:rPr>
@@ -4281,6 +4299,7 @@
           <w:p>
             <w:pPr>
               <w:rPr>
+                <w:rFonts w:hint="eastAsia"/>
                 <w:b/>
                 <w:bCs/>
               </w:rPr>
@@ -4291,7 +4310,22 @@
                 <w:bCs/>
               </w:rPr>
               <w:lastRenderedPageBreak/>
-              <w:t>条件分支：若 x27 == x29，则跳转到 PC + 16 的地</w:t>
+              <w:t>条件分支：若 x27 == x2</w:t>
+            </w:r>
+            <w:r>
+              <w:rPr>
+                <w:rFonts w:hint="eastAsia"/>
+                <w:b/>
+                <w:bCs/>
+              </w:rPr>
+              <w:t>8</w:t>
+            </w:r>
+            <w:r>
+              <w:rPr>
+                <w:b/>
+                <w:bCs/>
+              </w:rPr>
+              <w:t>，则跳转到 PC + 16 的地</w:t>
             </w:r>
             <w:r>
               <w:rPr>
@@ -4316,7 +4350,15 @@
                 <w:b/>
                 <w:bCs/>
               </w:rPr>
-              <w:t>错误，不跳转</w:t>
+              <w:t>正确</w:t>
+            </w:r>
+            <w:r>
+              <w:rPr>
+                <w:rFonts w:hint="eastAsia"/>
+                <w:b/>
+                <w:bCs/>
+              </w:rPr>
+              <w:t>，跳转</w:t>
             </w:r>
           </w:p>
         </w:tc>
@@ -4788,6 +4830,7 @@
           <w:p>
             <w:pPr>
               <w:rPr>
+                <w:rFonts w:hint="eastAsia"/>
                 <w:b/>
                 <w:bCs/>
               </w:rPr>
